--- a/swh/docx/001.content.docx
+++ b/swh/docx/001.content.docx
@@ -369,18 +369,12 @@
           <w:lang w:val="sw_KE" w:bidi="sw_KE"/>
         </w:rPr>
       </w:r>
-      <w:hyperlink r:id="rId13">
-        <w:r>
-          <w:rPr>
-            <w:lang w:val="sw_KE" w:bidi="sw_KE"/>
-          </w:rPr>
-          <w:rPr>
-            <w:color w:val="0000EE"/>
-            <w:u w:val="single"/>
-          </w:rPr>
-          <w:t>Luka 19:29</w:t>
-        </w:r>
-      </w:hyperlink>
+      <w:r>
+        <w:rPr>
+          <w:lang w:val="sw_KE" w:bidi="sw_KE"/>
+        </w:rPr>
+        <w:t>Luka 19:29</w:t>
+      </w:r>
     </w:p>
     <w:p>
       <w:pPr>
@@ -393,18 +387,12 @@
           <w:lang w:val="sw_KE" w:bidi="sw_KE"/>
         </w:rPr>
       </w:r>
-      <w:hyperlink r:id="rId14">
-        <w:r>
-          <w:rPr>
-            <w:lang w:val="sw_KE" w:bidi="sw_KE"/>
-          </w:rPr>
-          <w:rPr>
-            <w:color w:val="0000EE"/>
-            <w:u w:val="single"/>
-          </w:rPr>
-          <w:t>Luka 19:37</w:t>
-        </w:r>
-      </w:hyperlink>
+      <w:r>
+        <w:rPr>
+          <w:lang w:val="sw_KE" w:bidi="sw_KE"/>
+        </w:rPr>
+        <w:t>Luka 19:37</w:t>
+      </w:r>
     </w:p>
     <w:p>
       <w:pPr>
@@ -417,18 +405,12 @@
           <w:lang w:val="sw_KE" w:bidi="sw_KE"/>
         </w:rPr>
       </w:r>
-      <w:hyperlink r:id="rId15">
-        <w:r>
-          <w:rPr>
-            <w:lang w:val="sw_KE" w:bidi="sw_KE"/>
-          </w:rPr>
-          <w:rPr>
-            <w:color w:val="0000EE"/>
-            <w:u w:val="single"/>
-          </w:rPr>
-          <w:t>Marko 13:3</w:t>
-        </w:r>
-      </w:hyperlink>
+      <w:r>
+        <w:rPr>
+          <w:lang w:val="sw_KE" w:bidi="sw_KE"/>
+        </w:rPr>
+        <w:t>Marko 13:3</w:t>
+      </w:r>
     </w:p>
     <w:p>
       <w:pPr>
@@ -441,18 +423,12 @@
           <w:lang w:val="sw_KE" w:bidi="sw_KE"/>
         </w:rPr>
       </w:r>
-      <w:hyperlink r:id="rId16">
-        <w:r>
-          <w:rPr>
-            <w:lang w:val="sw_KE" w:bidi="sw_KE"/>
-          </w:rPr>
-          <w:rPr>
-            <w:color w:val="0000EE"/>
-            <w:u w:val="single"/>
-          </w:rPr>
-          <w:t>Mathayo 21:1–3</w:t>
-        </w:r>
-      </w:hyperlink>
+      <w:r>
+        <w:rPr>
+          <w:lang w:val="sw_KE" w:bidi="sw_KE"/>
+        </w:rPr>
+        <w:t>Mathayo 21:1–3</w:t>
+      </w:r>
     </w:p>
     <w:p>
       <w:pPr>
@@ -465,18 +441,12 @@
           <w:lang w:val="sw_KE" w:bidi="sw_KE"/>
         </w:rPr>
       </w:r>
-      <w:hyperlink r:id="rId17">
-        <w:r>
-          <w:rPr>
-            <w:lang w:val="sw_KE" w:bidi="sw_KE"/>
-          </w:rPr>
-          <w:rPr>
-            <w:color w:val="0000EE"/>
-            <w:u w:val="single"/>
-          </w:rPr>
-          <w:t>Mathayo 24:3–5</w:t>
-        </w:r>
-      </w:hyperlink>
+      <w:r>
+        <w:rPr>
+          <w:lang w:val="sw_KE" w:bidi="sw_KE"/>
+        </w:rPr>
+        <w:t>Mathayo 24:3–5</w:t>
+      </w:r>
     </w:p>
     <w:p>
       <w:pPr>
@@ -489,18 +459,12 @@
           <w:lang w:val="sw_KE" w:bidi="sw_KE"/>
         </w:rPr>
       </w:r>
-      <w:hyperlink r:id="rId18">
-        <w:r>
-          <w:rPr>
-            <w:lang w:val="sw_KE" w:bidi="sw_KE"/>
-          </w:rPr>
-          <w:rPr>
-            <w:color w:val="0000EE"/>
-            <w:u w:val="single"/>
-          </w:rPr>
-          <w:t>Mathayo 26:30</w:t>
-        </w:r>
-      </w:hyperlink>
+      <w:r>
+        <w:rPr>
+          <w:lang w:val="sw_KE" w:bidi="sw_KE"/>
+        </w:rPr>
+        <w:t>Mathayo 26:30</w:t>
+      </w:r>
     </w:p>
     <w:p>
       <w:pPr>
